--- a/Flowfiy_Backend_Workflow.docx
+++ b/Flowfiy_Backend_Workflow.docx
@@ -132,7 +132,7 @@
           <w:sz w:val="18"/>
           <w:szCs w:val="18"/>
         </w:rPr>
-        <w:t xml:space="preserve">Flowfiy is a multi-tenant B2B sales outreach platform. The architecture separates the synchronous HTTP layer (Next.js on Vercel) from the long-running AI pipeline (BullMQ worker on Railway), connected through a Redis queue hosted on Upstash.</w:t>
+        <w:t>Flowfiy is a multi-tenant B2B sales outreach platform. The architecture separates the synchronous HTTP layer (Next.js on Vercel) from the long-running AI pipeline (BullMQ worker on Railway), connected through a Redis queue hosted on Upstash. Plans: FREE (BYOK, 100/mo), INDIE (BYOK, 2500/mo, $20), STARTER/GROWTH/AGENCY (Central API or BYOK).</w:t>
       </w:r>
     </w:p>
     <w:tbl>
@@ -978,7 +978,7 @@
                 <w:sz w:val="18"/>
                 <w:szCs w:val="18"/>
               </w:rPr>
-              <w:t xml:space="preserve">Anthropic Claude API (BYOK — user's own key)</w:t>
+              <w:t xml:space="preserve">Anthropic Claude API (Managed AI — centrally managed API)</w:t>
             </w:r>
           </w:p>
         </w:tc>
@@ -2095,7 +2095,7 @@
                 <w:sz w:val="18"/>
                 <w:szCs w:val="18"/>
               </w:rPr>
-              <w:t xml:space="preserve">Claude API key connected &amp; CONNECTED status?</w:t>
+              <w:t xml:space="preserve">Claude AI integration &amp; CONNECTED status?</w:t>
             </w:r>
           </w:p>
         </w:tc>
@@ -2542,7 +2542,7 @@
           <w:sz w:val="18"/>
           <w:szCs w:val="18"/>
         </w:rPr>
-        <w:t xml:space="preserve">The BullMQ worker processes jobs with concurrency: 3 and exponential backoff retry (3 attempts, starting at 2s). Each job runs the full 4-agent Claude pipeline.</w:t>
+        <w:t>The BullMQ worker processes jobs with concurrency: 3 and exponential backoff retry (3 attempts, starting at 2s). Each job calls getClaudeClientForOrg(orgId) to resolve { client, mode }. CENTRAL mode uses env key; BYOK mode decrypts org key. Then runs the full 5-agent Claude pipeline.</w:t>
       </w:r>
     </w:p>
     <w:tbl>
@@ -7548,7 +7548,7 @@
           <w:sz w:val="18"/>
           <w:szCs w:val="18"/>
         </w:rPr>
-        <w:t xml:space="preserve">The platform uses Claude exclusively via direct messages.create() calls — structured prompt in, JSON out. There is NO tool use and NO MCP in the current implementation. Claude acts as the analytical brain; data gathering (Apollo, Apify) is done in Node.js code before being passed into Claude as context.</w:t>
+        <w:t>The platform uses Claude via direct messages.create() calls. In CENTRAL mode, getClaudeClient() returns a singleton using ANTHROPIC_API_KEY. In BYOK mode, getClaudeClientForOrg(orgId) fetches and decrypts the org's stored Anthropic key — structured prompt in, JSON out. Tool use is used in the agentic lead-gen pipeline (search_leads, scrape_website, save_lead_result). There is NO MCP in the current implementation. Claude acts as the analytical brain; data gathering (Apollo, Apify) is done in Node.js code before being passed into Claude as context.</w:t>
       </w:r>
     </w:p>
     <w:tbl>
